--- a/Cover_Letters/Shinoy_Dienst_Uitvoering_Onderwijs__DUO__Senior_Test_Automation_Engineer_Cover_Letter.docx
+++ b/Cover_Letters/Shinoy_Dienst_Uitvoering_Onderwijs__DUO__Senior_Test_Automation_Engineer_Cover_Letter.docx
@@ -35,12 +35,12 @@
     </w:p>
     <w:p>
       <w:r>
-        <w:t>I saw your opening for a Senior Test Engineer and felt it was a strong match for my background. Over the past eight years, I've worked extensively with Java, Selenium, and Playwright to build and maintain automated API and UI testing frameworks. I'm very familiar with working inside DevOps teams, using Jenkins for CI/CD, and catching quality issues early in the sprint.</w:t>
+        <w:t>I have over 8 years of experience in test automation, focusing heavily on building and maintaining robust UI and API test suites using Java, Playwright, and Selenium. In my recent work with financial clients, I migrated existing test frameworks to Playwright with TypeScript to support microservices architectures, which noticeably boosted execution speed and test coverage. I am also comfortable working with Jenkins and CI/CD pipelines to keep feedback loops fast during sprints.</w:t>
       </w:r>
     </w:p>
     <w:p>
       <w:r>
-        <w:t>Your work on the Particulier Portaal and Medewerkerportaal sounds like an engaging environment where my experience with backend REST APIs and frontend testing would fit right in. I also appreciate your focus on coaching and sharing test knowledge across the team.</w:t>
+        <w:t>Your work on the Particulier Portaal and Medewerkerportaal systems sounds like a great place to apply my background in quality engineering. I enjoy working alongside developers and designers to spot risks early and keep the test pyramid working properly in practice.</w:t>
       </w:r>
     </w:p>
     <w:p>

--- a/Cover_Letters/Shinoy_Dienst_Uitvoering_Onderwijs__DUO__Senior_Test_Automation_Engineer_Cover_Letter.docx
+++ b/Cover_Letters/Shinoy_Dienst_Uitvoering_Onderwijs__DUO__Senior_Test_Automation_Engineer_Cover_Letter.docx
@@ -14,7 +14,7 @@
     </w:p>
     <w:p>
       <w:r>
-        <w:t>August 24, 2026</w:t>
+        <w:t>August 25, 2026</w:t>
       </w:r>
     </w:p>
     <w:p>
@@ -35,12 +35,12 @@
     </w:p>
     <w:p>
       <w:r>
-        <w:t>I have over 8 years of experience in test automation, focusing heavily on building and maintaining robust UI and API test suites using Java, Playwright, and Selenium. In my recent work with financial clients, I migrated existing test frameworks to Playwright with TypeScript to support microservices architectures, which noticeably boosted execution speed and test coverage. I am also comfortable working with Jenkins and CI/CD pipelines to keep feedback loops fast during sprints.</w:t>
+        <w:t>I saw your opening for a Senior Test Engineer and noticed it lines up closely with my background in Java and Playwright automation. In my recent work with financial clients, I've migrated frameworks to Playwright with TypeScript and Java, focusing on both UI and API testing in DevOps setups. I also use tools like Jenkins for CI/CD and have experience working alongside developers and SREs to catch issues early in the sprint.</w:t>
       </w:r>
     </w:p>
     <w:p>
       <w:r>
-        <w:t>Your work on the Particulier Portaal and Medewerkerportaal systems sounds like a great place to apply my background in quality engineering. I enjoy working alongside developers and designers to spot risks early and keep the test pyramid working properly in practice.</w:t>
+        <w:t>I'd welcome the chance to bring my background in test automation and quality practices to DevOps team DC and help support the portals at DUO.</w:t>
       </w:r>
     </w:p>
     <w:p>
